--- a/doc/Documentazione.docx
+++ b/doc/Documentazione.docx
@@ -96,10 +96,7 @@
         <w:jc w:val="right"/>
       </w:pPr>
       <w:r>
-        <w:t>21/05</w:t>
-      </w:r>
-      <w:r>
-        <w:t>/2026</w:t>
+        <w:t>21/05/2026</w:t>
       </w:r>
     </w:p>
     <w:p>
@@ -118,6 +115,435 @@
       <w:r>
         <w:t xml:space="preserve">Brainstorming. </w:t>
       </w:r>
+    </w:p>
+    <w:p>
+      <w:pPr>
+        <w:jc w:val="right"/>
+      </w:pPr>
+      <w:r>
+        <w:t>25/05/2025</w:t>
+      </w:r>
+    </w:p>
+    <w:p>
+      <w:pPr>
+        <w:pStyle w:val="Paragrafoelenco"/>
+        <w:jc w:val="right"/>
+      </w:pPr>
+      <w:r>
+        <w:t>De Agostini, d’Elia, Saeed, Zecchini</w:t>
+      </w:r>
+    </w:p>
+    <w:p>
+      <w:r>
+        <w:t xml:space="preserve">In data odierna è stata creata la classe Proiezione, la quale si occupa di salvare le informazioni del singolo film, mediante il suo costruttore. Successivamente è stata creata la classe Proiezioni, la quale crea una lista (Array) che in base ai parametri immessi si occupa delle molteplici proiezioni. </w:t>
+      </w:r>
+    </w:p>
+    <w:p>
+      <w:pPr>
+        <w:jc w:val="right"/>
+      </w:pPr>
+      <w:r>
+        <w:t xml:space="preserve">Classe che salva info del film (Proiezione) </w:t>
+      </w:r>
+    </w:p>
+    <w:p>
+      <w:pPr>
+        <w:jc w:val="right"/>
+      </w:pPr>
+      <w:r>
+        <w:t xml:space="preserve">Proiezioni dove creo una lista dove possiamo fare </w:t>
+      </w:r>
+      <w:r>
+        <w:t xml:space="preserve">più proiezioni utilizzando come base la classe proiezione – IN BASE AI PARAMETRI IMMESSI </w:t>
+      </w:r>
+    </w:p>
+    <w:p>
+      <w:pPr>
+        <w:jc w:val="right"/>
+      </w:pPr>
+    </w:p>
+    <w:p>
+      <w:pPr>
+        <w:jc w:val="right"/>
+      </w:pPr>
+      <w:r>
+        <w:t xml:space="preserve">Ash- implementazione dell’interfaccia di login e registrazione da parte dell’utente, password codificata in codice </w:t>
+      </w:r>
+      <w:proofErr w:type="spellStart"/>
+      <w:r>
+        <w:t>hash</w:t>
+      </w:r>
+      <w:proofErr w:type="spellEnd"/>
+      <w:r>
+        <w:t xml:space="preserve"> ASH.</w:t>
+      </w:r>
+    </w:p>
+    <w:p>
+      <w:pPr>
+        <w:jc w:val="right"/>
+      </w:pPr>
+    </w:p>
+    <w:p>
+      <w:pPr>
+        <w:jc w:val="right"/>
+      </w:pPr>
+      <w:r>
+        <w:t>Per procedere con lo sviluppo in modo strutturato, la divisione dei ruoli che avete tracciato si traduce direttamente nell'architettura software. Ecco come si sviluppa l'idea:</w:t>
+      </w:r>
+    </w:p>
+    <w:p>
+      <w:pPr>
+        <w:jc w:val="right"/>
+        <w:rPr>
+          <w:b/>
+          <w:bCs/>
+        </w:rPr>
+      </w:pPr>
+      <w:r>
+        <w:rPr>
+          <w:b/>
+          <w:bCs/>
+        </w:rPr>
+        <w:t>1. Gestione degli Accessi (Autenticazione e Autorizzazione)</w:t>
+      </w:r>
+    </w:p>
+    <w:p>
+      <w:pPr>
+        <w:jc w:val="right"/>
+      </w:pPr>
+      <w:r>
+        <w:t>Il sistema si basa su un controllo degli accessi basato sui ruoli (</w:t>
+      </w:r>
+      <w:r>
+        <w:rPr>
+          <w:b/>
+          <w:bCs/>
+        </w:rPr>
+        <w:t>RBAC - Role-Based Access Control</w:t>
+      </w:r>
+      <w:r>
+        <w:t>). L'applicazione dovrà riconoscere chi si collega e mostrare solo le funzioni dedicate:</w:t>
+      </w:r>
+    </w:p>
+    <w:p>
+      <w:pPr>
+        <w:numPr>
+          <w:ilvl w:val="0"/>
+          <w:numId w:val="3"/>
+        </w:numPr>
+        <w:jc w:val="right"/>
+      </w:pPr>
+      <w:r>
+        <w:rPr>
+          <w:b/>
+          <w:bCs/>
+        </w:rPr>
+        <w:t>Anonimo:</w:t>
+      </w:r>
+      <w:r>
+        <w:t xml:space="preserve"> Vede solo il catalogo. </w:t>
+      </w:r>
+    </w:p>
+    <w:p>
+      <w:pPr>
+        <w:numPr>
+          <w:ilvl w:val="0"/>
+          <w:numId w:val="3"/>
+        </w:numPr>
+        <w:jc w:val="right"/>
+      </w:pPr>
+      <w:r>
+        <w:rPr>
+          <w:b/>
+          <w:bCs/>
+        </w:rPr>
+        <w:t>Cliente Autenticato:</w:t>
+      </w:r>
+      <w:r>
+        <w:t xml:space="preserve"> Accede alle sue funzioni personali di acquisto/prenotazione. </w:t>
+      </w:r>
+    </w:p>
+    <w:p>
+      <w:pPr>
+        <w:numPr>
+          <w:ilvl w:val="0"/>
+          <w:numId w:val="3"/>
+        </w:numPr>
+        <w:jc w:val="right"/>
+      </w:pPr>
+      <w:r>
+        <w:rPr>
+          <w:b/>
+          <w:bCs/>
+        </w:rPr>
+        <w:t>Proiezionista:</w:t>
+      </w:r>
+      <w:r>
+        <w:t xml:space="preserve"> Interfaccia di back-office per la gestione del palinsesto. </w:t>
+      </w:r>
+    </w:p>
+    <w:p>
+      <w:pPr>
+        <w:numPr>
+          <w:ilvl w:val="0"/>
+          <w:numId w:val="3"/>
+        </w:numPr>
+        <w:jc w:val="right"/>
+      </w:pPr>
+      <w:r>
+        <w:rPr>
+          <w:b/>
+          <w:bCs/>
+        </w:rPr>
+        <w:t>Bigliettaio:</w:t>
+      </w:r>
+      <w:r>
+        <w:t xml:space="preserve"> Interfaccia di front-office per il controllo rapido agli ingressi. </w:t>
+      </w:r>
+    </w:p>
+    <w:p>
+      <w:pPr>
+        <w:jc w:val="right"/>
+        <w:rPr>
+          <w:b/>
+          <w:bCs/>
+        </w:rPr>
+      </w:pPr>
+      <w:r>
+        <w:rPr>
+          <w:b/>
+          <w:bCs/>
+        </w:rPr>
+        <w:t>2. Il Flusso dei Dati (Entità Principali)</w:t>
+      </w:r>
+    </w:p>
+    <w:p>
+      <w:pPr>
+        <w:jc w:val="right"/>
+      </w:pPr>
+      <w:r>
+        <w:t>Dal punto di vista del database, la vostra applicazione dovrà gestire principalmente queste entità (tabelle):</w:t>
+      </w:r>
+    </w:p>
+    <w:p>
+      <w:pPr>
+        <w:numPr>
+          <w:ilvl w:val="0"/>
+          <w:numId w:val="4"/>
+        </w:numPr>
+        <w:jc w:val="right"/>
+      </w:pPr>
+      <w:r>
+        <w:rPr>
+          <w:b/>
+          <w:bCs/>
+        </w:rPr>
+        <w:lastRenderedPageBreak/>
+        <w:t>Utenti:</w:t>
+      </w:r>
+      <w:r>
+        <w:t xml:space="preserve"> Con un attributo "ruolo" (Cliente, Proiezionista, Bigliettaio). </w:t>
+      </w:r>
+    </w:p>
+    <w:p>
+      <w:pPr>
+        <w:numPr>
+          <w:ilvl w:val="0"/>
+          <w:numId w:val="4"/>
+        </w:numPr>
+        <w:jc w:val="right"/>
+      </w:pPr>
+      <w:r>
+        <w:rPr>
+          <w:b/>
+          <w:bCs/>
+        </w:rPr>
+        <w:t>Proiezioni:</w:t>
+      </w:r>
+      <w:r>
+        <w:t xml:space="preserve"> Contiene i dettagli dello spettacolo (film/evento, sala, data, ora, posti totali). </w:t>
+      </w:r>
+    </w:p>
+    <w:p>
+      <w:pPr>
+        <w:numPr>
+          <w:ilvl w:val="0"/>
+          <w:numId w:val="4"/>
+        </w:numPr>
+        <w:jc w:val="right"/>
+      </w:pPr>
+      <w:r>
+        <w:rPr>
+          <w:b/>
+          <w:bCs/>
+        </w:rPr>
+        <w:t>Prenotazioni:</w:t>
+      </w:r>
+      <w:r>
+        <w:t xml:space="preserve"> Collega un </w:t>
+      </w:r>
+      <w:r>
+        <w:rPr>
+          <w:i/>
+          <w:iCs/>
+        </w:rPr>
+        <w:t>Utente Cliente</w:t>
+      </w:r>
+      <w:r>
+        <w:t xml:space="preserve"> a una specifica </w:t>
+      </w:r>
+      <w:r>
+        <w:rPr>
+          <w:i/>
+          <w:iCs/>
+        </w:rPr>
+        <w:t>Proiezione</w:t>
+      </w:r>
+      <w:r>
+        <w:t xml:space="preserve">, memorizzando i posti scelti. </w:t>
+      </w:r>
+    </w:p>
+    <w:p>
+      <w:pPr>
+        <w:jc w:val="right"/>
+        <w:rPr>
+          <w:b/>
+          <w:bCs/>
+        </w:rPr>
+      </w:pPr>
+      <w:r>
+        <w:rPr>
+          <w:b/>
+          <w:bCs/>
+        </w:rPr>
+        <w:t>Prossimi passi per lo sviluppo</w:t>
+      </w:r>
+    </w:p>
+    <w:p>
+      <w:pPr>
+        <w:jc w:val="right"/>
+      </w:pPr>
+      <w:r>
+        <w:t>Se state iniziando a scrivere il codice o a progettare l'interfaccia, vi consiglio di procedere in questo ordine:</w:t>
+      </w:r>
+    </w:p>
+    <w:p>
+      <w:pPr>
+        <w:numPr>
+          <w:ilvl w:val="0"/>
+          <w:numId w:val="5"/>
+        </w:numPr>
+        <w:jc w:val="right"/>
+      </w:pPr>
+      <w:r>
+        <w:rPr>
+          <w:b/>
+          <w:bCs/>
+        </w:rPr>
+        <w:t>Progettazione del Database:</w:t>
+      </w:r>
+      <w:r>
+        <w:t xml:space="preserve"> Create lo schema delle tabelle (Utenti, Proiezioni, Prenotazioni) assicurandovi che le relazioni siano corrette (es. una Prenotazione appartiene a un solo Utente e a una sola Proiezione).</w:t>
+      </w:r>
+    </w:p>
+    <w:p>
+      <w:pPr>
+        <w:numPr>
+          <w:ilvl w:val="0"/>
+          <w:numId w:val="5"/>
+        </w:numPr>
+        <w:jc w:val="right"/>
+      </w:pPr>
+      <w:r>
+        <w:rPr>
+          <w:b/>
+          <w:bCs/>
+        </w:rPr>
+        <w:t>Sviluppo delle API (</w:t>
+      </w:r>
+      <w:proofErr w:type="spellStart"/>
+      <w:r>
+        <w:rPr>
+          <w:b/>
+          <w:bCs/>
+        </w:rPr>
+        <w:t>Backend</w:t>
+      </w:r>
+      <w:proofErr w:type="spellEnd"/>
+      <w:r>
+        <w:rPr>
+          <w:b/>
+          <w:bCs/>
+        </w:rPr>
+        <w:t>):</w:t>
+      </w:r>
+      <w:r>
+        <w:t xml:space="preserve"> * Gestione utenti (Registrazione, Login, Logout). </w:t>
+      </w:r>
+    </w:p>
+    <w:p>
+      <w:pPr>
+        <w:numPr>
+          <w:ilvl w:val="1"/>
+          <w:numId w:val="5"/>
+        </w:numPr>
+        <w:jc w:val="right"/>
+      </w:pPr>
+      <w:r>
+        <w:t xml:space="preserve">CRUD (Crea, Leggi, Aggiorna, Elimina) per le Proiezioni (per i proiezionisti). </w:t>
+      </w:r>
+    </w:p>
+    <w:p>
+      <w:pPr>
+        <w:numPr>
+          <w:ilvl w:val="1"/>
+          <w:numId w:val="5"/>
+        </w:numPr>
+        <w:jc w:val="right"/>
+      </w:pPr>
+      <w:r>
+        <w:t xml:space="preserve">Sistema di prenotazione (per i clienti e bigliettai). </w:t>
+      </w:r>
+    </w:p>
+    <w:p>
+      <w:pPr>
+        <w:numPr>
+          <w:ilvl w:val="0"/>
+          <w:numId w:val="5"/>
+        </w:numPr>
+        <w:jc w:val="right"/>
+      </w:pPr>
+      <w:r>
+        <w:rPr>
+          <w:b/>
+          <w:bCs/>
+        </w:rPr>
+        <w:t>Interfaccia Utente (</w:t>
+      </w:r>
+      <w:proofErr w:type="spellStart"/>
+      <w:r>
+        <w:rPr>
+          <w:b/>
+          <w:bCs/>
+        </w:rPr>
+        <w:t>Frontend</w:t>
+      </w:r>
+      <w:proofErr w:type="spellEnd"/>
+      <w:r>
+        <w:rPr>
+          <w:b/>
+          <w:bCs/>
+        </w:rPr>
+        <w:t>):</w:t>
+      </w:r>
+      <w:r>
+        <w:t xml:space="preserve"> Potete creare un'unica applicazione web (o mobile) che cambia aspetto e menu a seconda del tipo di utente che effettua il login.</w:t>
+      </w:r>
+    </w:p>
+    <w:p>
+      <w:pPr>
+        <w:jc w:val="right"/>
+      </w:pPr>
     </w:p>
     <w:sectPr>
       <w:pgSz w:w="11906" w:h="16838"/>
@@ -132,6 +558,272 @@
 <file path=word/numbering.xml><?xml version="1.0" encoding="utf-8"?>
 <w:numbering xmlns:wpc="http://schemas.microsoft.com/office/word/2010/wordprocessingCanvas" xmlns:cx="http://schemas.microsoft.com/office/drawing/2014/chartex" xmlns:cx1="http://schemas.microsoft.com/office/drawing/2015/9/8/chartex" xmlns:cx2="http://schemas.microsoft.com/office/drawing/2015/10/21/chartex" xmlns:cx3="http://schemas.microsoft.com/office/drawing/2016/5/9/chartex" xmlns:cx4="http://schemas.microsoft.com/office/drawing/2016/5/10/chartex" xmlns:cx5="http://schemas.microsoft.com/office/drawing/2016/5/11/chartex" xmlns:cx6="http://schemas.microsoft.com/office/drawing/2016/5/12/chartex" xmlns:cx7="http://schemas.microsoft.com/office/drawing/2016/5/13/chartex" xmlns:cx8="http://schemas.microsoft.com/office/drawing/2016/5/14/chartex" xmlns:mc="http://schemas.openxmlformats.org/markup-compatibility/2006" xmlns:aink="http://schemas.microsoft.com/office/drawing/2016/ink" xmlns:am3d="http://schemas.microsoft.com/office/drawing/2017/model3d" xmlns:o="urn:schemas-microsoft-com:office:office" xmlns:oel="http://schemas.microsoft.com/office/2019/extlst" xmlns:r="http://schemas.openxmlformats.org/officeDocument/2006/relationships" xmlns:m="http://schemas.openxmlformats.org/officeDocument/2006/math" xmlns:v="urn:schemas-microsoft-com:vml" xmlns:wp14="http://schemas.microsoft.com/office/word/2010/wordprocessingDrawing" xmlns:wp="http://schemas.openxmlformats.org/drawingml/2006/wordprocessingDrawing" xmlns:w10="urn:schemas-microsoft-com:office:word" xmlns:w="http://schemas.openxmlformats.org/wordprocessingml/2006/main" xmlns:w14="http://schemas.microsoft.com/office/word/2010/wordml" xmlns:w15="http://schemas.microsoft.com/office/word/2012/wordml" xmlns:w16cex="http://schemas.microsoft.com/office/word/2018/wordml/cex" xmlns:w16cid="http://schemas.microsoft.com/office/word/2016/wordml/cid" xmlns:w16="http://schemas.microsoft.com/office/word/2018/wordml" xmlns:w16du="http://schemas.microsoft.com/office/word/2023/wordml/word16du" xmlns:w16sdtdh="http://schemas.microsoft.com/office/word/2020/wordml/sdtdatahash" xmlns:w16sdtfl="http://schemas.microsoft.com/office/word/2024/wordml/sdtformatlock" xmlns:w16se="http://schemas.microsoft.com/office/word/2015/wordml/symex" xmlns:wpg="http://schemas.microsoft.com/office/word/2010/wordprocessingGroup" xmlns:wpi="http://schemas.microsoft.com/office/word/2010/wordprocessingInk" xmlns:wne="http://schemas.microsoft.com/office/word/2006/wordml" xmlns:wps="http://schemas.microsoft.com/office/word/2010/wordprocessingShape" mc:Ignorable="w14 w15 w16se w16cid w16 w16cex w16sdtdh w16sdtfl w16du wp14">
   <w:abstractNum w:abstractNumId="0" w15:restartNumberingAfterBreak="0">
+    <w:nsid w:val="24B2754D"/>
+    <w:multiLevelType w:val="multilevel"/>
+    <w:tmpl w:val="98E614D0"/>
+    <w:lvl w:ilvl="0">
+      <w:start w:val="1"/>
+      <w:numFmt w:val="decimal"/>
+      <w:lvlText w:val="%1."/>
+      <w:lvlJc w:val="left"/>
+      <w:pPr>
+        <w:tabs>
+          <w:tab w:val="num" w:pos="720"/>
+        </w:tabs>
+        <w:ind w:left="720" w:hanging="360"/>
+      </w:pPr>
+    </w:lvl>
+    <w:lvl w:ilvl="1">
+      <w:start w:val="1"/>
+      <w:numFmt w:val="bullet"/>
+      <w:lvlText w:val="o"/>
+      <w:lvlJc w:val="left"/>
+      <w:pPr>
+        <w:tabs>
+          <w:tab w:val="num" w:pos="1440"/>
+        </w:tabs>
+        <w:ind w:left="1440" w:hanging="360"/>
+      </w:pPr>
+      <w:rPr>
+        <w:rFonts w:ascii="Courier New" w:hAnsi="Courier New" w:hint="default"/>
+        <w:sz w:val="20"/>
+      </w:rPr>
+    </w:lvl>
+    <w:lvl w:ilvl="2" w:tentative="1">
+      <w:start w:val="1"/>
+      <w:numFmt w:val="decimal"/>
+      <w:lvlText w:val="%3."/>
+      <w:lvlJc w:val="left"/>
+      <w:pPr>
+        <w:tabs>
+          <w:tab w:val="num" w:pos="2160"/>
+        </w:tabs>
+        <w:ind w:left="2160" w:hanging="360"/>
+      </w:pPr>
+    </w:lvl>
+    <w:lvl w:ilvl="3" w:tentative="1">
+      <w:start w:val="1"/>
+      <w:numFmt w:val="decimal"/>
+      <w:lvlText w:val="%4."/>
+      <w:lvlJc w:val="left"/>
+      <w:pPr>
+        <w:tabs>
+          <w:tab w:val="num" w:pos="2880"/>
+        </w:tabs>
+        <w:ind w:left="2880" w:hanging="360"/>
+      </w:pPr>
+    </w:lvl>
+    <w:lvl w:ilvl="4" w:tentative="1">
+      <w:start w:val="1"/>
+      <w:numFmt w:val="decimal"/>
+      <w:lvlText w:val="%5."/>
+      <w:lvlJc w:val="left"/>
+      <w:pPr>
+        <w:tabs>
+          <w:tab w:val="num" w:pos="3600"/>
+        </w:tabs>
+        <w:ind w:left="3600" w:hanging="360"/>
+      </w:pPr>
+    </w:lvl>
+    <w:lvl w:ilvl="5" w:tentative="1">
+      <w:start w:val="1"/>
+      <w:numFmt w:val="decimal"/>
+      <w:lvlText w:val="%6."/>
+      <w:lvlJc w:val="left"/>
+      <w:pPr>
+        <w:tabs>
+          <w:tab w:val="num" w:pos="4320"/>
+        </w:tabs>
+        <w:ind w:left="4320" w:hanging="360"/>
+      </w:pPr>
+    </w:lvl>
+    <w:lvl w:ilvl="6" w:tentative="1">
+      <w:start w:val="1"/>
+      <w:numFmt w:val="decimal"/>
+      <w:lvlText w:val="%7."/>
+      <w:lvlJc w:val="left"/>
+      <w:pPr>
+        <w:tabs>
+          <w:tab w:val="num" w:pos="5040"/>
+        </w:tabs>
+        <w:ind w:left="5040" w:hanging="360"/>
+      </w:pPr>
+    </w:lvl>
+    <w:lvl w:ilvl="7" w:tentative="1">
+      <w:start w:val="1"/>
+      <w:numFmt w:val="decimal"/>
+      <w:lvlText w:val="%8."/>
+      <w:lvlJc w:val="left"/>
+      <w:pPr>
+        <w:tabs>
+          <w:tab w:val="num" w:pos="5760"/>
+        </w:tabs>
+        <w:ind w:left="5760" w:hanging="360"/>
+      </w:pPr>
+    </w:lvl>
+    <w:lvl w:ilvl="8" w:tentative="1">
+      <w:start w:val="1"/>
+      <w:numFmt w:val="decimal"/>
+      <w:lvlText w:val="%9."/>
+      <w:lvlJc w:val="left"/>
+      <w:pPr>
+        <w:tabs>
+          <w:tab w:val="num" w:pos="6480"/>
+        </w:tabs>
+        <w:ind w:left="6480" w:hanging="360"/>
+      </w:pPr>
+    </w:lvl>
+  </w:abstractNum>
+  <w:abstractNum w:abstractNumId="1" w15:restartNumberingAfterBreak="0">
+    <w:nsid w:val="48467630"/>
+    <w:multiLevelType w:val="multilevel"/>
+    <w:tmpl w:val="D4C88B38"/>
+    <w:lvl w:ilvl="0">
+      <w:start w:val="1"/>
+      <w:numFmt w:val="bullet"/>
+      <w:lvlText w:val=""/>
+      <w:lvlJc w:val="left"/>
+      <w:pPr>
+        <w:tabs>
+          <w:tab w:val="num" w:pos="720"/>
+        </w:tabs>
+        <w:ind w:left="720" w:hanging="360"/>
+      </w:pPr>
+      <w:rPr>
+        <w:rFonts w:ascii="Symbol" w:hAnsi="Symbol" w:hint="default"/>
+        <w:sz w:val="20"/>
+      </w:rPr>
+    </w:lvl>
+    <w:lvl w:ilvl="1" w:tentative="1">
+      <w:start w:val="1"/>
+      <w:numFmt w:val="bullet"/>
+      <w:lvlText w:val="o"/>
+      <w:lvlJc w:val="left"/>
+      <w:pPr>
+        <w:tabs>
+          <w:tab w:val="num" w:pos="1440"/>
+        </w:tabs>
+        <w:ind w:left="1440" w:hanging="360"/>
+      </w:pPr>
+      <w:rPr>
+        <w:rFonts w:ascii="Courier New" w:hAnsi="Courier New" w:hint="default"/>
+        <w:sz w:val="20"/>
+      </w:rPr>
+    </w:lvl>
+    <w:lvl w:ilvl="2" w:tentative="1">
+      <w:start w:val="1"/>
+      <w:numFmt w:val="bullet"/>
+      <w:lvlText w:val=""/>
+      <w:lvlJc w:val="left"/>
+      <w:pPr>
+        <w:tabs>
+          <w:tab w:val="num" w:pos="2160"/>
+        </w:tabs>
+        <w:ind w:left="2160" w:hanging="360"/>
+      </w:pPr>
+      <w:rPr>
+        <w:rFonts w:ascii="Wingdings" w:hAnsi="Wingdings" w:hint="default"/>
+        <w:sz w:val="20"/>
+      </w:rPr>
+    </w:lvl>
+    <w:lvl w:ilvl="3" w:tentative="1">
+      <w:start w:val="1"/>
+      <w:numFmt w:val="bullet"/>
+      <w:lvlText w:val=""/>
+      <w:lvlJc w:val="left"/>
+      <w:pPr>
+        <w:tabs>
+          <w:tab w:val="num" w:pos="2880"/>
+        </w:tabs>
+        <w:ind w:left="2880" w:hanging="360"/>
+      </w:pPr>
+      <w:rPr>
+        <w:rFonts w:ascii="Wingdings" w:hAnsi="Wingdings" w:hint="default"/>
+        <w:sz w:val="20"/>
+      </w:rPr>
+    </w:lvl>
+    <w:lvl w:ilvl="4" w:tentative="1">
+      <w:start w:val="1"/>
+      <w:numFmt w:val="bullet"/>
+      <w:lvlText w:val=""/>
+      <w:lvlJc w:val="left"/>
+      <w:pPr>
+        <w:tabs>
+          <w:tab w:val="num" w:pos="3600"/>
+        </w:tabs>
+        <w:ind w:left="3600" w:hanging="360"/>
+      </w:pPr>
+      <w:rPr>
+        <w:rFonts w:ascii="Wingdings" w:hAnsi="Wingdings" w:hint="default"/>
+        <w:sz w:val="20"/>
+      </w:rPr>
+    </w:lvl>
+    <w:lvl w:ilvl="5" w:tentative="1">
+      <w:start w:val="1"/>
+      <w:numFmt w:val="bullet"/>
+      <w:lvlText w:val=""/>
+      <w:lvlJc w:val="left"/>
+      <w:pPr>
+        <w:tabs>
+          <w:tab w:val="num" w:pos="4320"/>
+        </w:tabs>
+        <w:ind w:left="4320" w:hanging="360"/>
+      </w:pPr>
+      <w:rPr>
+        <w:rFonts w:ascii="Wingdings" w:hAnsi="Wingdings" w:hint="default"/>
+        <w:sz w:val="20"/>
+      </w:rPr>
+    </w:lvl>
+    <w:lvl w:ilvl="6" w:tentative="1">
+      <w:start w:val="1"/>
+      <w:numFmt w:val="bullet"/>
+      <w:lvlText w:val=""/>
+      <w:lvlJc w:val="left"/>
+      <w:pPr>
+        <w:tabs>
+          <w:tab w:val="num" w:pos="5040"/>
+        </w:tabs>
+        <w:ind w:left="5040" w:hanging="360"/>
+      </w:pPr>
+      <w:rPr>
+        <w:rFonts w:ascii="Wingdings" w:hAnsi="Wingdings" w:hint="default"/>
+        <w:sz w:val="20"/>
+      </w:rPr>
+    </w:lvl>
+    <w:lvl w:ilvl="7" w:tentative="1">
+      <w:start w:val="1"/>
+      <w:numFmt w:val="bullet"/>
+      <w:lvlText w:val=""/>
+      <w:lvlJc w:val="left"/>
+      <w:pPr>
+        <w:tabs>
+          <w:tab w:val="num" w:pos="5760"/>
+        </w:tabs>
+        <w:ind w:left="5760" w:hanging="360"/>
+      </w:pPr>
+      <w:rPr>
+        <w:rFonts w:ascii="Wingdings" w:hAnsi="Wingdings" w:hint="default"/>
+        <w:sz w:val="20"/>
+      </w:rPr>
+    </w:lvl>
+    <w:lvl w:ilvl="8" w:tentative="1">
+      <w:start w:val="1"/>
+      <w:numFmt w:val="bullet"/>
+      <w:lvlText w:val=""/>
+      <w:lvlJc w:val="left"/>
+      <w:pPr>
+        <w:tabs>
+          <w:tab w:val="num" w:pos="6480"/>
+        </w:tabs>
+        <w:ind w:left="6480" w:hanging="360"/>
+      </w:pPr>
+      <w:rPr>
+        <w:rFonts w:ascii="Wingdings" w:hAnsi="Wingdings" w:hint="default"/>
+        <w:sz w:val="20"/>
+      </w:rPr>
+    </w:lvl>
+  </w:abstractNum>
+  <w:abstractNum w:abstractNumId="2" w15:restartNumberingAfterBreak="0">
     <w:nsid w:val="50AE6005"/>
     <w:multiLevelType w:val="hybridMultilevel"/>
     <w:tmpl w:val="A3EC4602"/>
@@ -243,7 +935,156 @@
       </w:rPr>
     </w:lvl>
   </w:abstractNum>
-  <w:abstractNum w:abstractNumId="1" w15:restartNumberingAfterBreak="0">
+  <w:abstractNum w:abstractNumId="3" w15:restartNumberingAfterBreak="0">
+    <w:nsid w:val="60614783"/>
+    <w:multiLevelType w:val="multilevel"/>
+    <w:tmpl w:val="550E7472"/>
+    <w:lvl w:ilvl="0">
+      <w:start w:val="1"/>
+      <w:numFmt w:val="bullet"/>
+      <w:lvlText w:val=""/>
+      <w:lvlJc w:val="left"/>
+      <w:pPr>
+        <w:tabs>
+          <w:tab w:val="num" w:pos="720"/>
+        </w:tabs>
+        <w:ind w:left="720" w:hanging="360"/>
+      </w:pPr>
+      <w:rPr>
+        <w:rFonts w:ascii="Symbol" w:hAnsi="Symbol" w:hint="default"/>
+        <w:sz w:val="20"/>
+      </w:rPr>
+    </w:lvl>
+    <w:lvl w:ilvl="1" w:tentative="1">
+      <w:start w:val="1"/>
+      <w:numFmt w:val="bullet"/>
+      <w:lvlText w:val="o"/>
+      <w:lvlJc w:val="left"/>
+      <w:pPr>
+        <w:tabs>
+          <w:tab w:val="num" w:pos="1440"/>
+        </w:tabs>
+        <w:ind w:left="1440" w:hanging="360"/>
+      </w:pPr>
+      <w:rPr>
+        <w:rFonts w:ascii="Courier New" w:hAnsi="Courier New" w:hint="default"/>
+        <w:sz w:val="20"/>
+      </w:rPr>
+    </w:lvl>
+    <w:lvl w:ilvl="2" w:tentative="1">
+      <w:start w:val="1"/>
+      <w:numFmt w:val="bullet"/>
+      <w:lvlText w:val=""/>
+      <w:lvlJc w:val="left"/>
+      <w:pPr>
+        <w:tabs>
+          <w:tab w:val="num" w:pos="2160"/>
+        </w:tabs>
+        <w:ind w:left="2160" w:hanging="360"/>
+      </w:pPr>
+      <w:rPr>
+        <w:rFonts w:ascii="Wingdings" w:hAnsi="Wingdings" w:hint="default"/>
+        <w:sz w:val="20"/>
+      </w:rPr>
+    </w:lvl>
+    <w:lvl w:ilvl="3" w:tentative="1">
+      <w:start w:val="1"/>
+      <w:numFmt w:val="bullet"/>
+      <w:lvlText w:val=""/>
+      <w:lvlJc w:val="left"/>
+      <w:pPr>
+        <w:tabs>
+          <w:tab w:val="num" w:pos="2880"/>
+        </w:tabs>
+        <w:ind w:left="2880" w:hanging="360"/>
+      </w:pPr>
+      <w:rPr>
+        <w:rFonts w:ascii="Wingdings" w:hAnsi="Wingdings" w:hint="default"/>
+        <w:sz w:val="20"/>
+      </w:rPr>
+    </w:lvl>
+    <w:lvl w:ilvl="4" w:tentative="1">
+      <w:start w:val="1"/>
+      <w:numFmt w:val="bullet"/>
+      <w:lvlText w:val=""/>
+      <w:lvlJc w:val="left"/>
+      <w:pPr>
+        <w:tabs>
+          <w:tab w:val="num" w:pos="3600"/>
+        </w:tabs>
+        <w:ind w:left="3600" w:hanging="360"/>
+      </w:pPr>
+      <w:rPr>
+        <w:rFonts w:ascii="Wingdings" w:hAnsi="Wingdings" w:hint="default"/>
+        <w:sz w:val="20"/>
+      </w:rPr>
+    </w:lvl>
+    <w:lvl w:ilvl="5" w:tentative="1">
+      <w:start w:val="1"/>
+      <w:numFmt w:val="bullet"/>
+      <w:lvlText w:val=""/>
+      <w:lvlJc w:val="left"/>
+      <w:pPr>
+        <w:tabs>
+          <w:tab w:val="num" w:pos="4320"/>
+        </w:tabs>
+        <w:ind w:left="4320" w:hanging="360"/>
+      </w:pPr>
+      <w:rPr>
+        <w:rFonts w:ascii="Wingdings" w:hAnsi="Wingdings" w:hint="default"/>
+        <w:sz w:val="20"/>
+      </w:rPr>
+    </w:lvl>
+    <w:lvl w:ilvl="6" w:tentative="1">
+      <w:start w:val="1"/>
+      <w:numFmt w:val="bullet"/>
+      <w:lvlText w:val=""/>
+      <w:lvlJc w:val="left"/>
+      <w:pPr>
+        <w:tabs>
+          <w:tab w:val="num" w:pos="5040"/>
+        </w:tabs>
+        <w:ind w:left="5040" w:hanging="360"/>
+      </w:pPr>
+      <w:rPr>
+        <w:rFonts w:ascii="Wingdings" w:hAnsi="Wingdings" w:hint="default"/>
+        <w:sz w:val="20"/>
+      </w:rPr>
+    </w:lvl>
+    <w:lvl w:ilvl="7" w:tentative="1">
+      <w:start w:val="1"/>
+      <w:numFmt w:val="bullet"/>
+      <w:lvlText w:val=""/>
+      <w:lvlJc w:val="left"/>
+      <w:pPr>
+        <w:tabs>
+          <w:tab w:val="num" w:pos="5760"/>
+        </w:tabs>
+        <w:ind w:left="5760" w:hanging="360"/>
+      </w:pPr>
+      <w:rPr>
+        <w:rFonts w:ascii="Wingdings" w:hAnsi="Wingdings" w:hint="default"/>
+        <w:sz w:val="20"/>
+      </w:rPr>
+    </w:lvl>
+    <w:lvl w:ilvl="8" w:tentative="1">
+      <w:start w:val="1"/>
+      <w:numFmt w:val="bullet"/>
+      <w:lvlText w:val=""/>
+      <w:lvlJc w:val="left"/>
+      <w:pPr>
+        <w:tabs>
+          <w:tab w:val="num" w:pos="6480"/>
+        </w:tabs>
+        <w:ind w:left="6480" w:hanging="360"/>
+      </w:pPr>
+      <w:rPr>
+        <w:rFonts w:ascii="Wingdings" w:hAnsi="Wingdings" w:hint="default"/>
+        <w:sz w:val="20"/>
+      </w:rPr>
+    </w:lvl>
+  </w:abstractNum>
+  <w:abstractNum w:abstractNumId="4" w15:restartNumberingAfterBreak="0">
     <w:nsid w:val="6F695856"/>
     <w:multiLevelType w:val="hybridMultilevel"/>
     <w:tmpl w:val="FCF4AF4A"/>
@@ -333,10 +1174,19 @@
     </w:lvl>
   </w:abstractNum>
   <w:num w:numId="1" w16cid:durableId="768431885">
-    <w:abstractNumId w:val="0"/>
+    <w:abstractNumId w:val="2"/>
   </w:num>
   <w:num w:numId="2" w16cid:durableId="332495703">
+    <w:abstractNumId w:val="4"/>
+  </w:num>
+  <w:num w:numId="3" w16cid:durableId="1796561527">
+    <w:abstractNumId w:val="3"/>
+  </w:num>
+  <w:num w:numId="4" w16cid:durableId="1060204205">
     <w:abstractNumId w:val="1"/>
+  </w:num>
+  <w:num w:numId="5" w16cid:durableId="1751149992">
+    <w:abstractNumId w:val="0"/>
   </w:num>
 </w:numbering>
 </file>
@@ -944,7 +1794,6 @@
   <w:style w:type="character" w:default="1" w:styleId="Carpredefinitoparagrafo">
     <w:name w:val="Default Paragraph Font"/>
     <w:uiPriority w:val="1"/>
-    <w:semiHidden/>
     <w:unhideWhenUsed/>
   </w:style>
   <w:style w:type="table" w:default="1" w:styleId="Tabellanormale">
